--- a/templates/08-bo-mau-cap-1-2/03-quy-che-anm-cap-1-2.docx
+++ b/templates/08-bo-mau-cap-1-2/03-quy-che-anm-cap-1-2.docx
@@ -1361,7 +1361,7 @@
           <w:szCs w:val="26"/>
           <w:highlight w:val="yellow"/>
         </w:rPr>
-        <w:t xml:space="preserve">Ban Kiểm soát nội bộ</w:t>
+        <w:t xml:space="preserve">Phòng An ninh mạng</w:t>
       </w:r>
       <w:r>
         <w:rPr>
@@ -2853,7 +2853,7 @@
           <w:sz w:val="26"/>
           <w:szCs w:val="26"/>
         </w:rPr>
-        <w:t xml:space="preserve"> ghi nhật ký truy cập và cảnh báo thiết bị bảo mật; đồng bộ thời gian (NTP); cấp 2 thêm nhật ký ứng dụng với trường tối thiểu (nguồn, đích, tài khoản, thời điểm, hành vi). Công ty lưu nhật ký tối thiểu </w:t>
+        <w:t xml:space="preserve"> ghi nhật ký truy cập và cảnh báo thiết bị bảo mật; đồng bộ thời gian (NTP); cấp 2 thêm nhật ký ứng dụng; nhật ký truy cập ghi tối thiểu nguồn, đích, tài khoản, thời điểm, hành vi; nhật ký cảnh báo ghi tối thiểu tên, thiết bị, mức độ, nguồn, loại, thời điểm. Công ty lưu nhật ký tối thiểu </w:t>
       </w:r>
       <w:r>
         <w:rPr>
@@ -2914,10 +2914,10 @@
         <w:tblLayout w:type="autofit"/>
       </w:tblPr>
       <w:tblGrid>
-        <w:gridCol w:w="3255"/>
-        <w:gridCol w:w="1738"/>
-        <w:gridCol w:w="1738"/>
-        <w:gridCol w:w="2294"/>
+        <w:gridCol w:w="3196"/>
+        <w:gridCol w:w="1724"/>
+        <w:gridCol w:w="1841"/>
+        <w:gridCol w:w="2264"/>
       </w:tblGrid>
       <w:tr>
         <w:trPr>
@@ -2926,7 +2926,7 @@
         </w:trPr>
         <w:tc>
           <w:tcPr>
-            <w:tcW w:type="dxa" w:w="3255"/>
+            <w:tcW w:type="dxa" w:w="3196"/>
             <w:tcBorders>
               <w:top w:val="single" w:color="000000" w:sz="4"/>
               <w:left w:val="single" w:color="000000" w:sz="4"/>
@@ -2964,7 +2964,7 @@
         </w:tc>
         <w:tc>
           <w:tcPr>
-            <w:tcW w:type="dxa" w:w="1738"/>
+            <w:tcW w:type="dxa" w:w="1724"/>
             <w:tcBorders>
               <w:top w:val="single" w:color="000000" w:sz="4"/>
               <w:left w:val="single" w:color="000000" w:sz="4"/>
@@ -3002,7 +3002,7 @@
         </w:tc>
         <w:tc>
           <w:tcPr>
-            <w:tcW w:type="dxa" w:w="1738"/>
+            <w:tcW w:type="dxa" w:w="1841"/>
             <w:tcBorders>
               <w:top w:val="single" w:color="000000" w:sz="4"/>
               <w:left w:val="single" w:color="000000" w:sz="4"/>
@@ -3040,7 +3040,7 @@
         </w:tc>
         <w:tc>
           <w:tcPr>
-            <w:tcW w:type="dxa" w:w="2294"/>
+            <w:tcW w:type="dxa" w:w="2264"/>
             <w:tcBorders>
               <w:top w:val="single" w:color="000000" w:sz="4"/>
               <w:left w:val="single" w:color="000000" w:sz="4"/>
@@ -3084,7 +3084,7 @@
         </w:trPr>
         <w:tc>
           <w:tcPr>
-            <w:tcW w:type="dxa" w:w="3255"/>
+            <w:tcW w:type="dxa" w:w="3196"/>
             <w:tcBorders>
               <w:top w:val="single" w:color="000000" w:sz="4"/>
               <w:left w:val="single" w:color="000000" w:sz="4"/>
@@ -3121,7 +3121,7 @@
         </w:tc>
         <w:tc>
           <w:tcPr>
-            <w:tcW w:type="dxa" w:w="1738"/>
+            <w:tcW w:type="dxa" w:w="1724"/>
             <w:tcBorders>
               <w:top w:val="single" w:color="000000" w:sz="4"/>
               <w:left w:val="single" w:color="000000" w:sz="4"/>
@@ -3158,7 +3158,7 @@
         </w:tc>
         <w:tc>
           <w:tcPr>
-            <w:tcW w:type="dxa" w:w="1738"/>
+            <w:tcW w:type="dxa" w:w="1841"/>
             <w:tcBorders>
               <w:top w:val="single" w:color="000000" w:sz="4"/>
               <w:left w:val="single" w:color="000000" w:sz="4"/>
@@ -3195,7 +3195,7 @@
         </w:tc>
         <w:tc>
           <w:tcPr>
-            <w:tcW w:type="dxa" w:w="2294"/>
+            <w:tcW w:type="dxa" w:w="2264"/>
             <w:tcBorders>
               <w:top w:val="single" w:color="000000" w:sz="4"/>
               <w:left w:val="single" w:color="000000" w:sz="4"/>
@@ -3238,7 +3238,7 @@
         </w:trPr>
         <w:tc>
           <w:tcPr>
-            <w:tcW w:type="dxa" w:w="3255"/>
+            <w:tcW w:type="dxa" w:w="3196"/>
             <w:tcBorders>
               <w:top w:val="single" w:color="000000" w:sz="4"/>
               <w:left w:val="single" w:color="000000" w:sz="4"/>
@@ -3275,7 +3275,7 @@
         </w:tc>
         <w:tc>
           <w:tcPr>
-            <w:tcW w:type="dxa" w:w="1738"/>
+            <w:tcW w:type="dxa" w:w="1724"/>
             <w:tcBorders>
               <w:top w:val="single" w:color="000000" w:sz="4"/>
               <w:left w:val="single" w:color="000000" w:sz="4"/>
@@ -3312,7 +3312,7 @@
         </w:tc>
         <w:tc>
           <w:tcPr>
-            <w:tcW w:type="dxa" w:w="1738"/>
+            <w:tcW w:type="dxa" w:w="1841"/>
             <w:tcBorders>
               <w:top w:val="single" w:color="000000" w:sz="4"/>
               <w:left w:val="single" w:color="000000" w:sz="4"/>
@@ -3349,7 +3349,7 @@
         </w:tc>
         <w:tc>
           <w:tcPr>
-            <w:tcW w:type="dxa" w:w="2294"/>
+            <w:tcW w:type="dxa" w:w="2264"/>
             <w:tcBorders>
               <w:top w:val="single" w:color="000000" w:sz="4"/>
               <w:left w:val="single" w:color="000000" w:sz="4"/>
@@ -3392,7 +3392,7 @@
         </w:trPr>
         <w:tc>
           <w:tcPr>
-            <w:tcW w:type="dxa" w:w="3255"/>
+            <w:tcW w:type="dxa" w:w="3196"/>
             <w:tcBorders>
               <w:top w:val="single" w:color="000000" w:sz="4"/>
               <w:left w:val="single" w:color="000000" w:sz="4"/>
@@ -3429,7 +3429,7 @@
         </w:tc>
         <w:tc>
           <w:tcPr>
-            <w:tcW w:type="dxa" w:w="1738"/>
+            <w:tcW w:type="dxa" w:w="1724"/>
             <w:tcBorders>
               <w:top w:val="single" w:color="000000" w:sz="4"/>
               <w:left w:val="single" w:color="000000" w:sz="4"/>
@@ -3466,7 +3466,7 @@
         </w:tc>
         <w:tc>
           <w:tcPr>
-            <w:tcW w:type="dxa" w:w="1738"/>
+            <w:tcW w:type="dxa" w:w="1841"/>
             <w:tcBorders>
               <w:top w:val="single" w:color="000000" w:sz="4"/>
               <w:left w:val="single" w:color="000000" w:sz="4"/>
@@ -3503,7 +3503,7 @@
         </w:tc>
         <w:tc>
           <w:tcPr>
-            <w:tcW w:type="dxa" w:w="2294"/>
+            <w:tcW w:type="dxa" w:w="2264"/>
             <w:tcBorders>
               <w:top w:val="single" w:color="000000" w:sz="4"/>
               <w:left w:val="single" w:color="000000" w:sz="4"/>
@@ -3546,7 +3546,7 @@
         </w:trPr>
         <w:tc>
           <w:tcPr>
-            <w:tcW w:type="dxa" w:w="3255"/>
+            <w:tcW w:type="dxa" w:w="3196"/>
             <w:tcBorders>
               <w:top w:val="single" w:color="000000" w:sz="4"/>
               <w:left w:val="single" w:color="000000" w:sz="4"/>
@@ -3583,7 +3583,7 @@
         </w:tc>
         <w:tc>
           <w:tcPr>
-            <w:tcW w:type="dxa" w:w="1738"/>
+            <w:tcW w:type="dxa" w:w="1724"/>
             <w:tcBorders>
               <w:top w:val="single" w:color="000000" w:sz="4"/>
               <w:left w:val="single" w:color="000000" w:sz="4"/>
@@ -3620,7 +3620,7 @@
         </w:tc>
         <w:tc>
           <w:tcPr>
-            <w:tcW w:type="dxa" w:w="1738"/>
+            <w:tcW w:type="dxa" w:w="1841"/>
             <w:tcBorders>
               <w:top w:val="single" w:color="000000" w:sz="4"/>
               <w:left w:val="single" w:color="000000" w:sz="4"/>
@@ -3657,7 +3657,7 @@
         </w:tc>
         <w:tc>
           <w:tcPr>
-            <w:tcW w:type="dxa" w:w="2294"/>
+            <w:tcW w:type="dxa" w:w="2264"/>
             <w:tcBorders>
               <w:top w:val="single" w:color="000000" w:sz="4"/>
               <w:left w:val="single" w:color="000000" w:sz="4"/>
@@ -3700,7 +3700,7 @@
         </w:trPr>
         <w:tc>
           <w:tcPr>
-            <w:tcW w:type="dxa" w:w="3255"/>
+            <w:tcW w:type="dxa" w:w="3196"/>
             <w:tcBorders>
               <w:top w:val="single" w:color="000000" w:sz="4"/>
               <w:left w:val="single" w:color="000000" w:sz="4"/>
@@ -3737,7 +3737,7 @@
         </w:tc>
         <w:tc>
           <w:tcPr>
-            <w:tcW w:type="dxa" w:w="1738"/>
+            <w:tcW w:type="dxa" w:w="1724"/>
             <w:tcBorders>
               <w:top w:val="single" w:color="000000" w:sz="4"/>
               <w:left w:val="single" w:color="000000" w:sz="4"/>
@@ -3774,7 +3774,7 @@
         </w:tc>
         <w:tc>
           <w:tcPr>
-            <w:tcW w:type="dxa" w:w="1738"/>
+            <w:tcW w:type="dxa" w:w="1841"/>
             <w:tcBorders>
               <w:top w:val="single" w:color="000000" w:sz="4"/>
               <w:left w:val="single" w:color="000000" w:sz="4"/>
@@ -3811,7 +3811,7 @@
         </w:tc>
         <w:tc>
           <w:tcPr>
-            <w:tcW w:type="dxa" w:w="2294"/>
+            <w:tcW w:type="dxa" w:w="2264"/>
             <w:tcBorders>
               <w:top w:val="single" w:color="000000" w:sz="4"/>
               <w:left w:val="single" w:color="000000" w:sz="4"/>
@@ -3854,7 +3854,7 @@
         </w:trPr>
         <w:tc>
           <w:tcPr>
-            <w:tcW w:type="dxa" w:w="3255"/>
+            <w:tcW w:type="dxa" w:w="3196"/>
             <w:tcBorders>
               <w:top w:val="single" w:color="000000" w:sz="4"/>
               <w:left w:val="single" w:color="000000" w:sz="4"/>
@@ -3891,7 +3891,7 @@
         </w:tc>
         <w:tc>
           <w:tcPr>
-            <w:tcW w:type="dxa" w:w="1738"/>
+            <w:tcW w:type="dxa" w:w="1724"/>
             <w:tcBorders>
               <w:top w:val="single" w:color="000000" w:sz="4"/>
               <w:left w:val="single" w:color="000000" w:sz="4"/>
@@ -3928,7 +3928,7 @@
         </w:tc>
         <w:tc>
           <w:tcPr>
-            <w:tcW w:type="dxa" w:w="1738"/>
+            <w:tcW w:type="dxa" w:w="1841"/>
             <w:tcBorders>
               <w:top w:val="single" w:color="000000" w:sz="4"/>
               <w:left w:val="single" w:color="000000" w:sz="4"/>
@@ -3966,7 +3966,7 @@
         </w:tc>
         <w:tc>
           <w:tcPr>
-            <w:tcW w:type="dxa" w:w="2294"/>
+            <w:tcW w:type="dxa" w:w="2264"/>
             <w:tcBorders>
               <w:top w:val="single" w:color="000000" w:sz="4"/>
               <w:left w:val="single" w:color="000000" w:sz="4"/>
@@ -4009,7 +4009,7 @@
         </w:trPr>
         <w:tc>
           <w:tcPr>
-            <w:tcW w:type="dxa" w:w="3255"/>
+            <w:tcW w:type="dxa" w:w="3196"/>
             <w:tcBorders>
               <w:top w:val="single" w:color="000000" w:sz="4"/>
               <w:left w:val="single" w:color="000000" w:sz="4"/>
@@ -4046,7 +4046,7 @@
         </w:tc>
         <w:tc>
           <w:tcPr>
-            <w:tcW w:type="dxa" w:w="1738"/>
+            <w:tcW w:type="dxa" w:w="1724"/>
             <w:tcBorders>
               <w:top w:val="single" w:color="000000" w:sz="4"/>
               <w:left w:val="single" w:color="000000" w:sz="4"/>
@@ -4083,7 +4083,7 @@
         </w:tc>
         <w:tc>
           <w:tcPr>
-            <w:tcW w:type="dxa" w:w="1738"/>
+            <w:tcW w:type="dxa" w:w="1841"/>
             <w:tcBorders>
               <w:top w:val="single" w:color="000000" w:sz="4"/>
               <w:left w:val="single" w:color="000000" w:sz="4"/>
@@ -4120,7 +4120,7 @@
         </w:tc>
         <w:tc>
           <w:tcPr>
-            <w:tcW w:type="dxa" w:w="2294"/>
+            <w:tcW w:type="dxa" w:w="2264"/>
             <w:tcBorders>
               <w:top w:val="single" w:color="000000" w:sz="4"/>
               <w:left w:val="single" w:color="000000" w:sz="4"/>
@@ -4163,7 +4163,7 @@
         </w:trPr>
         <w:tc>
           <w:tcPr>
-            <w:tcW w:type="dxa" w:w="3255"/>
+            <w:tcW w:type="dxa" w:w="3196"/>
             <w:tcBorders>
               <w:top w:val="single" w:color="000000" w:sz="4"/>
               <w:left w:val="single" w:color="000000" w:sz="4"/>
@@ -4200,7 +4200,7 @@
         </w:tc>
         <w:tc>
           <w:tcPr>
-            <w:tcW w:type="dxa" w:w="1738"/>
+            <w:tcW w:type="dxa" w:w="1724"/>
             <w:tcBorders>
               <w:top w:val="single" w:color="000000" w:sz="4"/>
               <w:left w:val="single" w:color="000000" w:sz="4"/>
@@ -4237,7 +4237,7 @@
         </w:tc>
         <w:tc>
           <w:tcPr>
-            <w:tcW w:type="dxa" w:w="1738"/>
+            <w:tcW w:type="dxa" w:w="1841"/>
             <w:tcBorders>
               <w:top w:val="single" w:color="000000" w:sz="4"/>
               <w:left w:val="single" w:color="000000" w:sz="4"/>
@@ -4274,7 +4274,7 @@
         </w:tc>
         <w:tc>
           <w:tcPr>
-            <w:tcW w:type="dxa" w:w="2294"/>
+            <w:tcW w:type="dxa" w:w="2264"/>
             <w:tcBorders>
               <w:top w:val="single" w:color="000000" w:sz="4"/>
               <w:left w:val="single" w:color="000000" w:sz="4"/>
@@ -4317,7 +4317,7 @@
         </w:trPr>
         <w:tc>
           <w:tcPr>
-            <w:tcW w:type="dxa" w:w="3255"/>
+            <w:tcW w:type="dxa" w:w="3196"/>
             <w:tcBorders>
               <w:top w:val="single" w:color="000000" w:sz="4"/>
               <w:left w:val="single" w:color="000000" w:sz="4"/>
@@ -4354,7 +4354,7 @@
         </w:tc>
         <w:tc>
           <w:tcPr>
-            <w:tcW w:type="dxa" w:w="1738"/>
+            <w:tcW w:type="dxa" w:w="1724"/>
             <w:tcBorders>
               <w:top w:val="single" w:color="000000" w:sz="4"/>
               <w:left w:val="single" w:color="000000" w:sz="4"/>
@@ -4391,7 +4391,7 @@
         </w:tc>
         <w:tc>
           <w:tcPr>
-            <w:tcW w:type="dxa" w:w="1738"/>
+            <w:tcW w:type="dxa" w:w="1841"/>
             <w:tcBorders>
               <w:top w:val="single" w:color="000000" w:sz="4"/>
               <w:left w:val="single" w:color="000000" w:sz="4"/>
@@ -4428,7 +4428,7 @@
         </w:tc>
         <w:tc>
           <w:tcPr>
-            <w:tcW w:type="dxa" w:w="2294"/>
+            <w:tcW w:type="dxa" w:w="2264"/>
             <w:tcBorders>
               <w:top w:val="single" w:color="000000" w:sz="4"/>
               <w:left w:val="single" w:color="000000" w:sz="4"/>
@@ -4471,7 +4471,7 @@
         </w:trPr>
         <w:tc>
           <w:tcPr>
-            <w:tcW w:type="dxa" w:w="3255"/>
+            <w:tcW w:type="dxa" w:w="3196"/>
             <w:tcBorders>
               <w:top w:val="single" w:color="000000" w:sz="4"/>
               <w:left w:val="single" w:color="000000" w:sz="4"/>
@@ -4508,7 +4508,7 @@
         </w:tc>
         <w:tc>
           <w:tcPr>
-            <w:tcW w:type="dxa" w:w="1738"/>
+            <w:tcW w:type="dxa" w:w="1724"/>
             <w:tcBorders>
               <w:top w:val="single" w:color="000000" w:sz="4"/>
               <w:left w:val="single" w:color="000000" w:sz="4"/>
@@ -4545,7 +4545,7 @@
         </w:tc>
         <w:tc>
           <w:tcPr>
-            <w:tcW w:type="dxa" w:w="1738"/>
+            <w:tcW w:type="dxa" w:w="1841"/>
             <w:tcBorders>
               <w:top w:val="single" w:color="000000" w:sz="4"/>
               <w:left w:val="single" w:color="000000" w:sz="4"/>
@@ -4582,7 +4582,7 @@
         </w:tc>
         <w:tc>
           <w:tcPr>
-            <w:tcW w:type="dxa" w:w="2294"/>
+            <w:tcW w:type="dxa" w:w="2264"/>
             <w:tcBorders>
               <w:top w:val="single" w:color="000000" w:sz="4"/>
               <w:left w:val="single" w:color="000000" w:sz="4"/>
@@ -4625,7 +4625,7 @@
         </w:trPr>
         <w:tc>
           <w:tcPr>
-            <w:tcW w:type="dxa" w:w="3255"/>
+            <w:tcW w:type="dxa" w:w="3196"/>
             <w:tcBorders>
               <w:top w:val="single" w:color="000000" w:sz="4"/>
               <w:left w:val="single" w:color="000000" w:sz="4"/>
@@ -4662,7 +4662,7 @@
         </w:tc>
         <w:tc>
           <w:tcPr>
-            <w:tcW w:type="dxa" w:w="1738"/>
+            <w:tcW w:type="dxa" w:w="1724"/>
             <w:tcBorders>
               <w:top w:val="single" w:color="000000" w:sz="4"/>
               <w:left w:val="single" w:color="000000" w:sz="4"/>
@@ -4699,7 +4699,7 @@
         </w:tc>
         <w:tc>
           <w:tcPr>
-            <w:tcW w:type="dxa" w:w="1738"/>
+            <w:tcW w:type="dxa" w:w="1841"/>
             <w:tcBorders>
               <w:top w:val="single" w:color="000000" w:sz="4"/>
               <w:left w:val="single" w:color="000000" w:sz="4"/>
@@ -4736,7 +4736,7 @@
         </w:tc>
         <w:tc>
           <w:tcPr>
-            <w:tcW w:type="dxa" w:w="2294"/>
+            <w:tcW w:type="dxa" w:w="2264"/>
             <w:tcBorders>
               <w:top w:val="single" w:color="000000" w:sz="4"/>
               <w:left w:val="single" w:color="000000" w:sz="4"/>
@@ -4779,7 +4779,7 @@
         </w:trPr>
         <w:tc>
           <w:tcPr>
-            <w:tcW w:type="dxa" w:w="3255"/>
+            <w:tcW w:type="dxa" w:w="3196"/>
             <w:tcBorders>
               <w:top w:val="single" w:color="000000" w:sz="4"/>
               <w:left w:val="single" w:color="000000" w:sz="4"/>
@@ -4816,7 +4816,7 @@
         </w:tc>
         <w:tc>
           <w:tcPr>
-            <w:tcW w:type="dxa" w:w="1738"/>
+            <w:tcW w:type="dxa" w:w="1724"/>
             <w:tcBorders>
               <w:top w:val="single" w:color="000000" w:sz="4"/>
               <w:left w:val="single" w:color="000000" w:sz="4"/>
@@ -4853,7 +4853,7 @@
         </w:tc>
         <w:tc>
           <w:tcPr>
-            <w:tcW w:type="dxa" w:w="1738"/>
+            <w:tcW w:type="dxa" w:w="1841"/>
             <w:tcBorders>
               <w:top w:val="single" w:color="000000" w:sz="4"/>
               <w:left w:val="single" w:color="000000" w:sz="4"/>
@@ -4890,7 +4890,7 @@
         </w:tc>
         <w:tc>
           <w:tcPr>
-            <w:tcW w:type="dxa" w:w="2294"/>
+            <w:tcW w:type="dxa" w:w="2264"/>
             <w:tcBorders>
               <w:top w:val="single" w:color="000000" w:sz="4"/>
               <w:left w:val="single" w:color="000000" w:sz="4"/>
@@ -4933,7 +4933,7 @@
         </w:trPr>
         <w:tc>
           <w:tcPr>
-            <w:tcW w:type="dxa" w:w="3255"/>
+            <w:tcW w:type="dxa" w:w="3196"/>
             <w:tcBorders>
               <w:top w:val="single" w:color="000000" w:sz="4"/>
               <w:left w:val="single" w:color="000000" w:sz="4"/>
@@ -4970,7 +4970,7 @@
         </w:tc>
         <w:tc>
           <w:tcPr>
-            <w:tcW w:type="dxa" w:w="1738"/>
+            <w:tcW w:type="dxa" w:w="1724"/>
             <w:tcBorders>
               <w:top w:val="single" w:color="000000" w:sz="4"/>
               <w:left w:val="single" w:color="000000" w:sz="4"/>
@@ -5007,56 +5007,44 @@
         </w:tc>
         <w:tc>
           <w:tcPr>
-            <w:tcW w:type="dxa" w:w="1738"/>
-            <w:tcBorders>
-              <w:top w:val="single" w:color="000000" w:sz="4"/>
-              <w:left w:val="single" w:color="000000" w:sz="4"/>
-              <w:bottom w:val="single" w:color="000000" w:sz="4"/>
-              <w:right w:val="single" w:color="000000" w:sz="4"/>
-            </w:tcBorders>
-            <w:tcMar>
-              <w:top w:type="dxa" w:w="30"/>
-              <w:left w:type="dxa" w:w="70"/>
-              <w:bottom w:type="dxa" w:w="30"/>
-              <w:right w:type="dxa" w:w="70"/>
-            </w:tcMar>
-            <w:vAlign w:val="center"/>
-          </w:tcPr>
-          <w:p>
-            <w:pPr>
-              <w:keepNext w:val="false"/>
-              <w:spacing w:after="0" w:before="0" w:line="240" w:lineRule="auto"/>
-              <w:jc w:val="left"/>
-            </w:pPr>
-            <w:r>
-              <w:rPr>
-                <w:rFonts w:ascii="Times New Roman" w:cs="Times New Roman" w:eastAsia="Times New Roman" w:hAnsi="Times New Roman"/>
-                <w:b w:val="false"/>
-                <w:bCs w:val="false"/>
-                <w:i w:val="false"/>
-                <w:iCs w:val="false"/>
-                <w:sz w:val="22"/>
-                <w:szCs w:val="22"/>
-              </w:rPr>
-              <w:t xml:space="preserve">01 tháng (</w:t>
-            </w:r>
-            <w:r>
-              <w:rPr>
-                <w:rFonts w:ascii="Times New Roman" w:cs="Times New Roman" w:eastAsia="Times New Roman" w:hAnsi="Times New Roman"/>
-                <w:b w:val="false"/>
-                <w:bCs w:val="false"/>
-                <w:i/>
-                <w:iCs/>
-                <w:sz w:val="22"/>
-                <w:szCs w:val="22"/>
-              </w:rPr>
-              <w:t xml:space="preserve">)</w:t>
-            </w:r>
-          </w:p>
-        </w:tc>
-        <w:tc>
-          <w:tcPr>
-            <w:tcW w:type="dxa" w:w="2294"/>
+            <w:tcW w:type="dxa" w:w="1841"/>
+            <w:tcBorders>
+              <w:top w:val="single" w:color="000000" w:sz="4"/>
+              <w:left w:val="single" w:color="000000" w:sz="4"/>
+              <w:bottom w:val="single" w:color="000000" w:sz="4"/>
+              <w:right w:val="single" w:color="000000" w:sz="4"/>
+            </w:tcBorders>
+            <w:tcMar>
+              <w:top w:type="dxa" w:w="30"/>
+              <w:left w:type="dxa" w:w="70"/>
+              <w:bottom w:type="dxa" w:w="30"/>
+              <w:right w:type="dxa" w:w="70"/>
+            </w:tcMar>
+            <w:vAlign w:val="center"/>
+          </w:tcPr>
+          <w:p>
+            <w:pPr>
+              <w:keepNext w:val="false"/>
+              <w:spacing w:after="0" w:before="0" w:line="240" w:lineRule="auto"/>
+              <w:jc w:val="left"/>
+            </w:pPr>
+            <w:r>
+              <w:rPr>
+                <w:rFonts w:ascii="Times New Roman" w:cs="Times New Roman" w:eastAsia="Times New Roman" w:hAnsi="Times New Roman"/>
+                <w:b w:val="false"/>
+                <w:bCs w:val="false"/>
+                <w:i w:val="false"/>
+                <w:iCs w:val="false"/>
+                <w:sz w:val="22"/>
+                <w:szCs w:val="22"/>
+              </w:rPr>
+              <w:t xml:space="preserve">01 tháng (xem ghi chú)</w:t>
+            </w:r>
+          </w:p>
+        </w:tc>
+        <w:tc>
+          <w:tcPr>
+            <w:tcW w:type="dxa" w:w="2264"/>
             <w:tcBorders>
               <w:top w:val="single" w:color="000000" w:sz="4"/>
               <w:left w:val="single" w:color="000000" w:sz="4"/>
@@ -5099,7 +5087,7 @@
         </w:trPr>
         <w:tc>
           <w:tcPr>
-            <w:tcW w:type="dxa" w:w="3255"/>
+            <w:tcW w:type="dxa" w:w="3196"/>
             <w:tcBorders>
               <w:top w:val="single" w:color="000000" w:sz="4"/>
               <w:left w:val="single" w:color="000000" w:sz="4"/>
@@ -5136,7 +5124,7 @@
         </w:tc>
         <w:tc>
           <w:tcPr>
-            <w:tcW w:type="dxa" w:w="1738"/>
+            <w:tcW w:type="dxa" w:w="1724"/>
             <w:tcBorders>
               <w:top w:val="single" w:color="000000" w:sz="4"/>
               <w:left w:val="single" w:color="000000" w:sz="4"/>
@@ -5173,7 +5161,7 @@
         </w:tc>
         <w:tc>
           <w:tcPr>
-            <w:tcW w:type="dxa" w:w="1738"/>
+            <w:tcW w:type="dxa" w:w="1841"/>
             <w:tcBorders>
               <w:top w:val="single" w:color="000000" w:sz="4"/>
               <w:left w:val="single" w:color="000000" w:sz="4"/>
@@ -5210,7 +5198,7 @@
         </w:tc>
         <w:tc>
           <w:tcPr>
-            <w:tcW w:type="dxa" w:w="2294"/>
+            <w:tcW w:type="dxa" w:w="2264"/>
             <w:tcBorders>
               <w:top w:val="single" w:color="000000" w:sz="4"/>
               <w:left w:val="single" w:color="000000" w:sz="4"/>
@@ -5253,7 +5241,7 @@
         </w:trPr>
         <w:tc>
           <w:tcPr>
-            <w:tcW w:type="dxa" w:w="3255"/>
+            <w:tcW w:type="dxa" w:w="3196"/>
             <w:tcBorders>
               <w:top w:val="single" w:color="000000" w:sz="4"/>
               <w:left w:val="single" w:color="000000" w:sz="4"/>
@@ -5290,7 +5278,7 @@
         </w:tc>
         <w:tc>
           <w:tcPr>
-            <w:tcW w:type="dxa" w:w="1738"/>
+            <w:tcW w:type="dxa" w:w="1724"/>
             <w:tcBorders>
               <w:top w:val="single" w:color="000000" w:sz="4"/>
               <w:left w:val="single" w:color="000000" w:sz="4"/>
@@ -5328,7 +5316,7 @@
         </w:tc>
         <w:tc>
           <w:tcPr>
-            <w:tcW w:type="dxa" w:w="1738"/>
+            <w:tcW w:type="dxa" w:w="1841"/>
             <w:tcBorders>
               <w:top w:val="single" w:color="000000" w:sz="4"/>
               <w:left w:val="single" w:color="000000" w:sz="4"/>
@@ -5366,7 +5354,7 @@
         </w:tc>
         <w:tc>
           <w:tcPr>
-            <w:tcW w:type="dxa" w:w="2294"/>
+            <w:tcW w:type="dxa" w:w="2264"/>
             <w:tcBorders>
               <w:top w:val="single" w:color="000000" w:sz="4"/>
               <w:left w:val="single" w:color="000000" w:sz="4"/>
@@ -5409,7 +5397,7 @@
         </w:trPr>
         <w:tc>
           <w:tcPr>
-            <w:tcW w:type="dxa" w:w="3255"/>
+            <w:tcW w:type="dxa" w:w="3196"/>
             <w:tcBorders>
               <w:top w:val="single" w:color="000000" w:sz="4"/>
               <w:left w:val="single" w:color="000000" w:sz="4"/>
@@ -5446,7 +5434,7 @@
         </w:tc>
         <w:tc>
           <w:tcPr>
-            <w:tcW w:type="dxa" w:w="1738"/>
+            <w:tcW w:type="dxa" w:w="1724"/>
             <w:tcBorders>
               <w:top w:val="single" w:color="000000" w:sz="4"/>
               <w:left w:val="single" w:color="000000" w:sz="4"/>
@@ -5483,7 +5471,7 @@
         </w:tc>
         <w:tc>
           <w:tcPr>
-            <w:tcW w:type="dxa" w:w="1738"/>
+            <w:tcW w:type="dxa" w:w="1841"/>
             <w:tcBorders>
               <w:top w:val="single" w:color="000000" w:sz="4"/>
               <w:left w:val="single" w:color="000000" w:sz="4"/>
@@ -5520,7 +5508,7 @@
         </w:tc>
         <w:tc>
           <w:tcPr>
-            <w:tcW w:type="dxa" w:w="2294"/>
+            <w:tcW w:type="dxa" w:w="2264"/>
             <w:tcBorders>
               <w:top w:val="single" w:color="000000" w:sz="4"/>
               <w:left w:val="single" w:color="000000" w:sz="4"/>
@@ -5563,7 +5551,7 @@
         </w:trPr>
         <w:tc>
           <w:tcPr>
-            <w:tcW w:type="dxa" w:w="3255"/>
+            <w:tcW w:type="dxa" w:w="3196"/>
             <w:tcBorders>
               <w:top w:val="single" w:color="000000" w:sz="4"/>
               <w:left w:val="single" w:color="000000" w:sz="4"/>
@@ -5600,7 +5588,7 @@
         </w:tc>
         <w:tc>
           <w:tcPr>
-            <w:tcW w:type="dxa" w:w="1738"/>
+            <w:tcW w:type="dxa" w:w="1724"/>
             <w:tcBorders>
               <w:top w:val="single" w:color="000000" w:sz="4"/>
               <w:left w:val="single" w:color="000000" w:sz="4"/>
@@ -5637,7 +5625,7 @@
         </w:tc>
         <w:tc>
           <w:tcPr>
-            <w:tcW w:type="dxa" w:w="1738"/>
+            <w:tcW w:type="dxa" w:w="1841"/>
             <w:tcBorders>
               <w:top w:val="single" w:color="000000" w:sz="4"/>
               <w:left w:val="single" w:color="000000" w:sz="4"/>
@@ -5674,7 +5662,7 @@
         </w:tc>
         <w:tc>
           <w:tcPr>
-            <w:tcW w:type="dxa" w:w="2294"/>
+            <w:tcW w:type="dxa" w:w="2264"/>
             <w:tcBorders>
               <w:top w:val="single" w:color="000000" w:sz="4"/>
               <w:left w:val="single" w:color="000000" w:sz="4"/>
@@ -5717,7 +5705,7 @@
         </w:trPr>
         <w:tc>
           <w:tcPr>
-            <w:tcW w:type="dxa" w:w="3255"/>
+            <w:tcW w:type="dxa" w:w="3196"/>
             <w:tcBorders>
               <w:top w:val="single" w:color="000000" w:sz="4"/>
               <w:left w:val="single" w:color="000000" w:sz="4"/>
@@ -5754,7 +5742,7 @@
         </w:tc>
         <w:tc>
           <w:tcPr>
-            <w:tcW w:type="dxa" w:w="1738"/>
+            <w:tcW w:type="dxa" w:w="1724"/>
             <w:tcBorders>
               <w:top w:val="single" w:color="000000" w:sz="4"/>
               <w:left w:val="single" w:color="000000" w:sz="4"/>
@@ -5791,7 +5779,7 @@
         </w:tc>
         <w:tc>
           <w:tcPr>
-            <w:tcW w:type="dxa" w:w="1738"/>
+            <w:tcW w:type="dxa" w:w="1841"/>
             <w:tcBorders>
               <w:top w:val="single" w:color="000000" w:sz="4"/>
               <w:left w:val="single" w:color="000000" w:sz="4"/>
@@ -5828,7 +5816,7 @@
         </w:tc>
         <w:tc>
           <w:tcPr>
-            <w:tcW w:type="dxa" w:w="2294"/>
+            <w:tcW w:type="dxa" w:w="2264"/>
             <w:tcBorders>
               <w:top w:val="single" w:color="000000" w:sz="4"/>
               <w:left w:val="single" w:color="000000" w:sz="4"/>
@@ -5871,7 +5859,7 @@
         </w:trPr>
         <w:tc>
           <w:tcPr>
-            <w:tcW w:type="dxa" w:w="3255"/>
+            <w:tcW w:type="dxa" w:w="3196"/>
             <w:tcBorders>
               <w:top w:val="single" w:color="000000" w:sz="4"/>
               <w:left w:val="single" w:color="000000" w:sz="4"/>
@@ -5908,7 +5896,7 @@
         </w:tc>
         <w:tc>
           <w:tcPr>
-            <w:tcW w:type="dxa" w:w="1738"/>
+            <w:tcW w:type="dxa" w:w="1724"/>
             <w:tcBorders>
               <w:top w:val="single" w:color="000000" w:sz="4"/>
               <w:left w:val="single" w:color="000000" w:sz="4"/>
@@ -5945,7 +5933,7 @@
         </w:tc>
         <w:tc>
           <w:tcPr>
-            <w:tcW w:type="dxa" w:w="1738"/>
+            <w:tcW w:type="dxa" w:w="1841"/>
             <w:tcBorders>
               <w:top w:val="single" w:color="000000" w:sz="4"/>
               <w:left w:val="single" w:color="000000" w:sz="4"/>
@@ -5982,7 +5970,7 @@
         </w:tc>
         <w:tc>
           <w:tcPr>
-            <w:tcW w:type="dxa" w:w="2294"/>
+            <w:tcW w:type="dxa" w:w="2264"/>
             <w:tcBorders>
               <w:top w:val="single" w:color="000000" w:sz="4"/>
               <w:left w:val="single" w:color="000000" w:sz="4"/>
@@ -6025,7 +6013,7 @@
         </w:trPr>
         <w:tc>
           <w:tcPr>
-            <w:tcW w:type="dxa" w:w="3255"/>
+            <w:tcW w:type="dxa" w:w="3196"/>
             <w:tcBorders>
               <w:top w:val="single" w:color="000000" w:sz="4"/>
               <w:left w:val="single" w:color="000000" w:sz="4"/>
@@ -6062,7 +6050,7 @@
         </w:tc>
         <w:tc>
           <w:tcPr>
-            <w:tcW w:type="dxa" w:w="1738"/>
+            <w:tcW w:type="dxa" w:w="1724"/>
             <w:tcBorders>
               <w:top w:val="single" w:color="000000" w:sz="4"/>
               <w:left w:val="single" w:color="000000" w:sz="4"/>
@@ -6099,7 +6087,7 @@
         </w:tc>
         <w:tc>
           <w:tcPr>
-            <w:tcW w:type="dxa" w:w="1738"/>
+            <w:tcW w:type="dxa" w:w="1841"/>
             <w:tcBorders>
               <w:top w:val="single" w:color="000000" w:sz="4"/>
               <w:left w:val="single" w:color="000000" w:sz="4"/>
@@ -6136,7 +6124,7 @@
         </w:tc>
         <w:tc>
           <w:tcPr>
-            <w:tcW w:type="dxa" w:w="2294"/>
+            <w:tcW w:type="dxa" w:w="2264"/>
             <w:tcBorders>
               <w:top w:val="single" w:color="000000" w:sz="4"/>
               <w:left w:val="single" w:color="000000" w:sz="4"/>
@@ -6195,19 +6183,7 @@
           <w:sz w:val="26"/>
           <w:szCs w:val="26"/>
         </w:rPr>
-        <w:t xml:space="preserve">(\</w:t>
-      </w:r>
-      <w:r>
-        <w:rPr>
-          <w:rFonts w:ascii="Times New Roman" w:cs="Times New Roman" w:eastAsia="Times New Roman" w:hAnsi="Times New Roman"/>
-          <w:b w:val="false"/>
-          <w:bCs w:val="false"/>
-          <w:i w:val="false"/>
-          <w:iCs w:val="false"/>
-          <w:sz w:val="26"/>
-          <w:szCs w:val="26"/>
-        </w:rPr>
-        <w:t xml:space="preserve">) HTTT dùng để cung cấp dịch vụ trên mạng viễn thông, Internet, dịch vụ gia tăng trên không gian mạng: nhật ký hệ thống phải truy xuất được ít nhất 12 tháng (điểm c khoản 6 Điều 16 Nghị định số 333/2026/NĐ-CP), thay cho mức 01 tháng. "—": TCVN 14423 không yêu cầu ở cấp độ đó.</w:t>
+        <w:t xml:space="preserve">Ghi chú: HTTT dùng để cung cấp dịch vụ trên mạng viễn thông, Internet, dịch vụ gia tăng trên không gian mạng: nhật ký hệ thống phải truy xuất được ít nhất 12 tháng (điểm c khoản 6 Điều 16 Nghị định số 333/2026/NĐ-CP), thay cho mức 01 tháng. "—": TCVN 14423 không yêu cầu ở cấp độ đó.</w:t>
       </w:r>
     </w:p>
     <w:p>
@@ -6695,7 +6671,7 @@
           <w:szCs w:val="26"/>
           <w:highlight w:val="yellow"/>
         </w:rPr>
-        <w:t xml:space="preserve">Ban Kiểm soát nội bộ</w:t>
+        <w:t xml:space="preserve">Phòng An ninh mạng</w:t>
       </w:r>
       <w:r>
         <w:rPr>

--- a/templates/08-bo-mau-cap-1-2/03-quy-che-anm-cap-1-2.docx
+++ b/templates/08-bo-mau-cap-1-2/03-quy-che-anm-cap-1-2.docx
@@ -6845,7 +6845,7 @@
           <w:sz w:val="26"/>
           <w:szCs w:val="26"/>
         </w:rPr>
-        <w:t xml:space="preserve">2. Đơn vị chuyên trách ANM: hướng dẫn bổ sung hồ sơ chưa hợp lệ trong 05 ngày làm việc (khoản 2 Điều 23 Nghị định 331); </w:t>
+        <w:t xml:space="preserve">2. Đơn vị chuyên trách ANM: hướng dẫn bổ sung hồ sơ chưa hợp lệ trong 05 ngày làm việc (khoản 2 Điều 23 Nghị định 331); thẩm định theo nội dung tại khoản 1 Điều 23 và ban hành quyết định phê duyệt, </w:t>
       </w:r>
       <w:r>
         <w:rPr>
@@ -6857,19 +6857,19 @@
           <w:sz w:val="26"/>
           <w:szCs w:val="26"/>
         </w:rPr>
-        <w:t xml:space="preserve">thẩm định trong 10 ngày làm việc</w:t>
-      </w:r>
-      <w:r>
-        <w:rPr>
-          <w:rFonts w:ascii="Times New Roman" w:cs="Times New Roman" w:eastAsia="Times New Roman" w:hAnsi="Times New Roman"/>
-          <w:b w:val="false"/>
-          <w:bCs w:val="false"/>
-          <w:i w:val="false"/>
-          <w:iCs w:val="false"/>
-          <w:sz w:val="26"/>
-          <w:szCs w:val="26"/>
-        </w:rPr>
-        <w:t xml:space="preserve"> kể từ khi nhận đủ hồ sơ hợp lệ (thời hạn nội bộ của Công ty) theo nội dung tại khoản 1 Điều 23; ban hành quyết định phê duyệt trong 07 ngày làm việc (khoản 2 Điều 24) và báo cáo chủ quản (khoản 1 Điều 18).</w:t>
+        <w:t xml:space="preserve">tổng thời gian không quá 07 ngày làm việc</w:t>
+      </w:r>
+      <w:r>
+        <w:rPr>
+          <w:rFonts w:ascii="Times New Roman" w:cs="Times New Roman" w:eastAsia="Times New Roman" w:hAnsi="Times New Roman"/>
+          <w:b w:val="false"/>
+          <w:bCs w:val="false"/>
+          <w:i w:val="false"/>
+          <w:iCs w:val="false"/>
+          <w:sz w:val="26"/>
+          <w:szCs w:val="26"/>
+        </w:rPr>
+        <w:t xml:space="preserve"> kể từ khi nhận đủ hồ sơ hợp lệ (khoản 2 Điều 24 Nghị định 331; thẩm định không quá 05 ngày làm việc), sau đó báo cáo chủ quản (khoản 1 Điều 18).</w:t>
       </w:r>
     </w:p>
     <w:p>
